--- a/docs/manuals/JobHuntWOW_QIG_RU.docx
+++ b/docs/manuals/JobHuntWOW_QIG_RU.docx
@@ -330,7 +330,49 @@
     </w:p>
     <w:p>
       <w:r>
-        <w:t xml:space="preserve">Каждая заявка — одна карточка. Шесть колонок: Tailored, Applied, Submitted, Interview, Offer, Rejected.</w:t>
+        <w:t xml:space="preserve">Каждая заявка — одна карточка. Колонки повторяют реальный путь отклика:</w:t>
+      </w:r>
+    </w:p>
+    <w:p>
+      <w:pPr>
+        <w:shd w:fill="F8FAFC" w:val="clear"/>
+        <w:spacing w:after="120" w:before="80"/>
+      </w:pPr>
+      <w:r>
+        <w:rPr>
+          <w:rFonts w:ascii="Consolas" w:cs="Consolas" w:eastAsia="Consolas" w:hAnsi="Consolas"/>
+          <w:color w:val="0F172A"/>
+          <w:sz w:val="19"/>
+          <w:szCs w:val="19"/>
+        </w:rPr>
+        <w:t xml:space="preserve">Tailored → Applied → HR screen → Technical → Task / presentation → Hiring manager</w:t>
+      </w:r>
+    </w:p>
+    <w:p>
+      <w:pPr>
+        <w:shd w:fill="F8FAFC" w:val="clear"/>
+        <w:spacing w:after="120" w:before="80"/>
+      </w:pPr>
+      <w:r>
+        <w:rPr>
+          <w:rFonts w:ascii="Consolas" w:cs="Consolas" w:eastAsia="Consolas" w:hAnsi="Consolas"/>
+          <w:color w:val="0F172A"/>
+          <w:sz w:val="19"/>
+          <w:szCs w:val="19"/>
+        </w:rPr>
+        <w:t xml:space="preserve">            → Final panel → Offer  (или Rejected на любом шаге)</w:t>
+      </w:r>
+    </w:p>
+    <w:p>
+      <w:r>
+        <w:rPr>
+          <w:i/>
+          <w:iCs/>
+          <w:color w:val="475569"/>
+          <w:sz w:val="19"/>
+          <w:szCs w:val="19"/>
+        </w:rPr>
+        <w:t xml:space="preserve">Галочка ✓ рядом с работодателем означает, что сайт работодателя подтвердил приём заявки.</w:t>
       </w:r>
     </w:p>
     <w:p>

--- a/docs/manuals/JobHuntWOW_QIG_RU.docx
+++ b/docs/manuals/JobHuntWOW_QIG_RU.docx
@@ -360,7 +360,7 @@
           <w:sz w:val="19"/>
           <w:szCs w:val="19"/>
         </w:rPr>
-        <w:t xml:space="preserve">            → Final panel → Offer  (или Rejected на любом шаге)</w:t>
+        <w:t xml:space="preserve">   → Final panel → Offer → Contract negotiation → Signed   (или Rejected на любом шаге)</w:t>
       </w:r>
     </w:p>
     <w:p>
